--- a/Lab/36/salida/volumen_cilindro_hueco_v1_1.docx
+++ b/Lab/36/salida/volumen_cilindro_hueco_v1_1.docx
@@ -137,7 +137,7 @@
         <w:br/>
       </w:r>
       <w:r>
-        <w:t xml:space="preserve">Daniela desea saber cuánto fluido se necesita para llenar el conducto interno, pero solamente cuenta con las medidas de las dimensiones que muestra la figura.</w:t>
+        <w:t xml:space="preserve">Mariana desea saber cuánto aceite se necesita para llenar el cilindro interno, pero solamente cuenta con las medidas de las dimensiones que muestra la figura.</w:t>
       </w:r>
     </w:p>
     <w:p>
@@ -150,7 +150,7 @@
       <w:r>
         <w:drawing>
           <wp:inline>
-            <wp:extent cx="5080000" cy="5542280"/>
+            <wp:extent cx="5085080" cy="5537200"/>
             <wp:effectExtent b="0" l="0" r="0" t="0"/>
             <wp:docPr descr="image" title="" id="21" name="Picture"/>
             <a:graphic>
@@ -171,7 +171,7 @@
                   <pic:spPr bwMode="auto">
                     <a:xfrm>
                       <a:off x="0" y="0"/>
-                      <a:ext cx="5080000" cy="5542280"/>
+                      <a:ext cx="5085080" cy="5537200"/>
                     </a:xfrm>
                     <a:prstGeom prst="rect">
                       <a:avLst/>
@@ -198,7 +198,7 @@
         </w:numPr>
       </w:pPr>
       <w:r>
-        <w:t xml:space="preserve">¿Cuál medida le falta a Daniela para hallar la cantidad deseada?</w:t>
+        <w:t xml:space="preserve">¿Cuál medida le falta a Mariana para hallar la cantidad deseada?</w:t>
       </w:r>
     </w:p>
     <w:p>
@@ -209,7 +209,7 @@
         </w:numPr>
       </w:pPr>
       <w:r>
-        <w:t xml:space="preserve">Diámetro externo.</w:t>
+        <w:t xml:space="preserve">Altura del cilindro.</w:t>
       </w:r>
     </w:p>
     <w:p>
@@ -220,7 +220,7 @@
         </w:numPr>
       </w:pPr>
       <w:r>
-        <w:t xml:space="preserve">Altura del cilindro.</w:t>
+        <w:t xml:space="preserve">Radio externo.</w:t>
       </w:r>
     </w:p>
     <w:p>
@@ -231,7 +231,7 @@
         </w:numPr>
       </w:pPr>
       <w:r>
-        <w:t xml:space="preserve">Radio externo.</w:t>
+        <w:t xml:space="preserve">Perímetro del cilindro.</w:t>
       </w:r>
     </w:p>
     <w:p>
@@ -242,7 +242,7 @@
         </w:numPr>
       </w:pPr>
       <w:r>
-        <w:t xml:space="preserve">Perímetro del cilindro.</w:t>
+        <w:t xml:space="preserve">Diámetro externo.</w:t>
       </w:r>
     </w:p>
     <w:p>
@@ -287,7 +287,7 @@
         </w:numPr>
       </w:pPr>
       <w:r>
-        <w:t xml:space="preserve">Para calcular el volumen de fluido necesario para llenar el conducto interno, necesitamos calcular el volumen de un cilindro, cuya fórmula es:</w:t>
+        <w:t xml:space="preserve">Para calcular el volumen de aceite necesario para llenar el cilindro central, necesitamos calcular el volumen de un cilindro, cuya fórmula es:</w:t>
       </w:r>
     </w:p>
     <w:p>
@@ -367,7 +367,7 @@
         <w:t xml:space="preserve"> </w:t>
       </w:r>
       <w:r>
-        <w:t xml:space="preserve">es el radio (en este caso, el radio interno = 13 dm)</w:t>
+        <w:t xml:space="preserve">es el radio (en este caso, el radio interno = 1.8 dm)</w:t>
       </w:r>
       <w:r>
         <w:t xml:space="preserve"> </w:t>
@@ -404,13 +404,13 @@
         <w:t xml:space="preserve"> </w:t>
       </w:r>
       <w:r>
-        <w:t xml:space="preserve">- Diámetro externo = 34 dm</w:t>
-      </w:r>
-      <w:r>
-        <w:t xml:space="preserve"> </w:t>
-      </w:r>
-      <w:r>
-        <w:t xml:space="preserve">- Radio interno = 13 dm</w:t>
+        <w:t xml:space="preserve">- Diámetro externo = 6 dm</w:t>
+      </w:r>
+      <w:r>
+        <w:t xml:space="preserve"> </w:t>
+      </w:r>
+      <w:r>
+        <w:t xml:space="preserve">- Radio interno = 1.8 dm</w:t>
       </w:r>
     </w:p>
     <w:p>
@@ -421,7 +421,7 @@
         </w:numPr>
       </w:pPr>
       <w:r>
-        <w:t xml:space="preserve">Sin embargo, no se nos proporciona la altura del cilindro, que es esencial para calcular el volumen. Por lo tanto, a Daniela le falta conocer la altura del cilindro para poder calcular la cantidad de fluido necesaria.</w:t>
+        <w:t xml:space="preserve">Sin embargo, no se nos proporciona la altura del cilindro, que es esencial para calcular el volumen. Por lo tanto, a Mariana le falta conocer la altura del cilindro para poder calcular la cantidad de aceite necesaria.</w:t>
       </w:r>
     </w:p>
     <w:p>
@@ -467,7 +467,7 @@
               </m:dPr>
               <m:e>
                 <m:r>
-                  <m:t>13</m:t>
+                  <m:t>1.8</m:t>
                 </m:r>
               </m:e>
             </m:d>
@@ -494,7 +494,7 @@
           <m:t>=</m:t>
         </m:r>
         <m:r>
-          <m:t>530.93</m:t>
+          <m:t>10.18</m:t>
         </m:r>
         <m:r>
           <m:rPr>
@@ -521,7 +521,7 @@
         </w:numPr>
       </w:pPr>
       <w:r>
-        <w:t xml:space="preserve">Falso</w:t>
+        <w:t xml:space="preserve">Verdadero</w:t>
       </w:r>
     </w:p>
     <w:p>
@@ -532,7 +532,7 @@
         </w:numPr>
       </w:pPr>
       <w:r>
-        <w:t xml:space="preserve">Verdadero</w:t>
+        <w:t xml:space="preserve">Falso</w:t>
       </w:r>
     </w:p>
     <w:p>
@@ -575,7 +575,7 @@
         <w:br/>
       </w:r>
       <w:r>
-        <w:t xml:space="preserve">Laura desea saber cuánto combustible se necesita para llenar el contenedor cilíndrico interno, pero solamente cuenta con las medidas de las dimensiones que muestra la figura.</w:t>
+        <w:t xml:space="preserve">Valeria desea saber cuánto solución se necesita para llenar el conducto interno, pero solamente cuenta con las medidas de las dimensiones que muestra la figura.</w:t>
       </w:r>
     </w:p>
     <w:p>
@@ -588,7 +588,7 @@
       <w:r>
         <w:drawing>
           <wp:inline>
-            <wp:extent cx="5080000" cy="5542280"/>
+            <wp:extent cx="5085080" cy="5542280"/>
             <wp:effectExtent b="0" l="0" r="0" t="0"/>
             <wp:docPr descr="image" title="" id="24" name="Picture"/>
             <a:graphic>
@@ -609,7 +609,7 @@
                   <pic:spPr bwMode="auto">
                     <a:xfrm>
                       <a:off x="0" y="0"/>
-                      <a:ext cx="5080000" cy="5542280"/>
+                      <a:ext cx="5085080" cy="5542280"/>
                     </a:xfrm>
                     <a:prstGeom prst="rect">
                       <a:avLst/>
@@ -636,7 +636,7 @@
         </w:numPr>
       </w:pPr>
       <w:r>
-        <w:t xml:space="preserve">¿Cuál medida le falta a Laura para hallar la cantidad deseada?</w:t>
+        <w:t xml:space="preserve">¿Cuál medida le falta a Valeria para hallar la cantidad deseada?</w:t>
       </w:r>
     </w:p>
     <w:p>
@@ -647,7 +647,7 @@
         </w:numPr>
       </w:pPr>
       <w:r>
-        <w:t xml:space="preserve">Diámetro externo.</w:t>
+        <w:t xml:space="preserve">Radio externo.</w:t>
       </w:r>
     </w:p>
     <w:p>
@@ -669,7 +669,7 @@
         </w:numPr>
       </w:pPr>
       <w:r>
-        <w:t xml:space="preserve">Radio externo.</w:t>
+        <w:t xml:space="preserve">Diámetro externo.</w:t>
       </w:r>
     </w:p>
     <w:p>
@@ -725,7 +725,7 @@
         </w:numPr>
       </w:pPr>
       <w:r>
-        <w:t xml:space="preserve">Para calcular el volumen de combustible necesario para llenar el contenedor cilíndrico interior, necesitamos calcular el volumen de un cilindro, cuya fórmula es:</w:t>
+        <w:t xml:space="preserve">Para calcular el volumen de solución necesario para llenar el conducto hueco, necesitamos calcular el volumen de un cilindro, cuya fórmula es:</w:t>
       </w:r>
     </w:p>
     <w:p>
@@ -805,7 +805,7 @@
         <w:t xml:space="preserve"> </w:t>
       </w:r>
       <w:r>
-        <w:t xml:space="preserve">es el radio (en este caso, el radio interno = 0.9 m)</w:t>
+        <w:t xml:space="preserve">es el radio (en este caso, el radio interno = 0.2 m)</w:t>
       </w:r>
       <w:r>
         <w:t xml:space="preserve"> </w:t>
@@ -842,13 +842,13 @@
         <w:t xml:space="preserve"> </w:t>
       </w:r>
       <w:r>
-        <w:t xml:space="preserve">- Diámetro externo = 2.4 m</w:t>
-      </w:r>
-      <w:r>
-        <w:t xml:space="preserve"> </w:t>
-      </w:r>
-      <w:r>
-        <w:t xml:space="preserve">- Radio interno = 0.9 m</w:t>
+        <w:t xml:space="preserve">- Diámetro externo = 1 m</w:t>
+      </w:r>
+      <w:r>
+        <w:t xml:space="preserve"> </w:t>
+      </w:r>
+      <w:r>
+        <w:t xml:space="preserve">- Radio interno = 0.2 m</w:t>
       </w:r>
     </w:p>
     <w:p>
@@ -859,7 +859,7 @@
         </w:numPr>
       </w:pPr>
       <w:r>
-        <w:t xml:space="preserve">Sin embargo, no se nos proporciona la altura del cilindro, que es esencial para calcular el volumen. Por lo tanto, a Laura le falta conocer la altura del cilindro para poder calcular la cantidad de combustible necesaria.</w:t>
+        <w:t xml:space="preserve">Sin embargo, no se nos proporciona la altura del cilindro, que es esencial para calcular el volumen. Por lo tanto, a Valeria le falta conocer la altura del cilindro para poder calcular la cantidad de solución necesaria.</w:t>
       </w:r>
     </w:p>
     <w:p>
@@ -905,7 +905,7 @@
               </m:dPr>
               <m:e>
                 <m:r>
-                  <m:t>0.9</m:t>
+                  <m:t>0.2</m:t>
                 </m:r>
               </m:e>
             </m:d>
@@ -932,7 +932,7 @@
           <m:t>=</m:t>
         </m:r>
         <m:r>
-          <m:t>2.54</m:t>
+          <m:t>0.13</m:t>
         </m:r>
         <m:r>
           <m:rPr>

--- a/Lab/36/salida/volumen_cilindro_hueco_v1_1.docx
+++ b/Lab/36/salida/volumen_cilindro_hueco_v1_1.docx
@@ -110,7 +110,7 @@
         <w:t xml:space="preserve">Porcentajes</w:t>
       </w:r>
     </w:p>
-    <w:bookmarkStart w:id="26" w:name="section"/>
+    <w:bookmarkStart w:id="34" w:name="section"/>
     <w:p>
       <w:pPr>
         <w:pStyle w:val="Heading1"/>
@@ -137,7 +137,7 @@
         <w:br/>
       </w:r>
       <w:r>
-        <w:t xml:space="preserve">Mariana desea saber cuánto aceite se necesita para llenar el cilindro interno, pero solamente cuenta con las medidas de las dimensiones que muestra la figura.</w:t>
+        <w:t xml:space="preserve">José desea saber cuánto(a) agua se necesita para llenar un ducto cilíndrico interno, pero solamente cuenta con las medidas de las dimensiones que muestra la figura.</w:t>
       </w:r>
     </w:p>
     <w:p>
@@ -150,7 +150,7 @@
       <w:r>
         <w:drawing>
           <wp:inline>
-            <wp:extent cx="5085080" cy="5537200"/>
+            <wp:extent cx="5054600" cy="5542280"/>
             <wp:effectExtent b="0" l="0" r="0" t="0"/>
             <wp:docPr descr="image" title="" id="21" name="Picture"/>
             <a:graphic>
@@ -171,7 +171,7 @@
                   <pic:spPr bwMode="auto">
                     <a:xfrm>
                       <a:off x="0" y="0"/>
-                      <a:ext cx="5085080" cy="5537200"/>
+                      <a:ext cx="5054600" cy="5542280"/>
                     </a:xfrm>
                     <a:prstGeom prst="rect">
                       <a:avLst/>
@@ -198,410 +198,31 @@
         </w:numPr>
       </w:pPr>
       <w:r>
-        <w:t xml:space="preserve">¿Cuál medida le falta a Mariana para hallar la cantidad deseada?</w:t>
-      </w:r>
-    </w:p>
-    <w:p>
-      <w:pPr>
-        <w:numPr>
-          <w:ilvl w:val="1"/>
-          <w:numId w:val="1002"/>
-        </w:numPr>
-      </w:pPr>
-      <w:r>
-        <w:t xml:space="preserve">Altura del cilindro.</w:t>
-      </w:r>
-    </w:p>
-    <w:p>
-      <w:pPr>
-        <w:numPr>
-          <w:ilvl w:val="1"/>
-          <w:numId w:val="1002"/>
-        </w:numPr>
-      </w:pPr>
-      <w:r>
-        <w:t xml:space="preserve">Radio externo.</w:t>
-      </w:r>
-    </w:p>
-    <w:p>
-      <w:pPr>
-        <w:numPr>
-          <w:ilvl w:val="1"/>
-          <w:numId w:val="1002"/>
-        </w:numPr>
-      </w:pPr>
-      <w:r>
-        <w:t xml:space="preserve">Perímetro del cilindro.</w:t>
-      </w:r>
-    </w:p>
-    <w:p>
-      <w:pPr>
-        <w:numPr>
-          <w:ilvl w:val="1"/>
-          <w:numId w:val="1002"/>
-        </w:numPr>
-      </w:pPr>
-      <w:r>
-        <w:t xml:space="preserve">Diámetro externo.</w:t>
-      </w:r>
-    </w:p>
-    <w:p>
-      <w:pPr>
-        <w:numPr>
-          <w:ilvl w:val="0"/>
-          <w:numId w:val="1000"/>
-        </w:numPr>
-      </w:pPr>
-      <w:r>
-        <w:rPr>
-          <w:b/>
-          <w:bCs/>
-        </w:rPr>
-        <w:t xml:space="preserve">Solución</w:t>
-      </w:r>
-      <w:r>
-        <w:br/>
-      </w:r>
-      <w:r>
-        <w:t xml:space="preserve">La respuesta correcta es:</w:t>
-      </w:r>
-      <w:r>
-        <w:t xml:space="preserve"> </w:t>
-      </w:r>
-      <w:r>
-        <w:rPr>
-          <w:b/>
-          <w:bCs/>
-        </w:rPr>
-        <w:t xml:space="preserve">Altura del cilindro</w:t>
-      </w:r>
-      <w:r>
-        <w:t xml:space="preserve">.</w:t>
-      </w:r>
-    </w:p>
-    <w:p>
-      <w:pPr>
-        <w:numPr>
-          <w:ilvl w:val="0"/>
-          <w:numId w:val="1000"/>
-        </w:numPr>
-      </w:pPr>
-      <w:r>
-        <w:t xml:space="preserve">Para calcular el volumen de aceite necesario para llenar el cilindro central, necesitamos calcular el volumen de un cilindro, cuya fórmula es:</w:t>
-      </w:r>
-    </w:p>
-    <w:p>
-      <w:pPr>
-        <w:numPr>
-          <w:ilvl w:val="0"/>
-          <w:numId w:val="1000"/>
-        </w:numPr>
-      </w:pPr>
-      <m:oMath>
-        <m:r>
-          <m:t>V</m:t>
-        </m:r>
-        <m:r>
-          <m:rPr>
-            <m:sty m:val="p"/>
-          </m:rPr>
-          <m:t>=</m:t>
-        </m:r>
-        <m:r>
-          <m:t>π</m:t>
-        </m:r>
-        <m:r>
-          <m:rPr>
-            <m:sty m:val="p"/>
-          </m:rPr>
-          <m:t>⋅</m:t>
-        </m:r>
-        <m:sSup>
-          <m:e>
-            <m:r>
-              <m:t>r</m:t>
-            </m:r>
-          </m:e>
-          <m:sup>
-            <m:r>
-              <m:t>2</m:t>
-            </m:r>
-          </m:sup>
-        </m:sSup>
-        <m:r>
-          <m:rPr>
-            <m:sty m:val="p"/>
-          </m:rPr>
-          <m:t>⋅</m:t>
-        </m:r>
-        <m:r>
-          <m:t>h</m:t>
-        </m:r>
-      </m:oMath>
-    </w:p>
-    <w:p>
-      <w:pPr>
-        <w:numPr>
-          <w:ilvl w:val="0"/>
-          <w:numId w:val="1000"/>
-        </w:numPr>
-      </w:pPr>
-      <w:r>
-        <w:t xml:space="preserve">Donde:</w:t>
-      </w:r>
-      <w:r>
-        <w:t xml:space="preserve"> </w:t>
-      </w:r>
-      <w:r>
-        <w:t xml:space="preserve">-</w:t>
-      </w:r>
-      <w:r>
-        <w:t xml:space="preserve"> </w:t>
-      </w:r>
-      <m:oMath>
-        <m:r>
-          <m:t>r</m:t>
-        </m:r>
-      </m:oMath>
-      <w:r>
-        <w:t xml:space="preserve"> </w:t>
-      </w:r>
-      <w:r>
-        <w:t xml:space="preserve">es el radio (en este caso, el radio interno = 1.8 dm)</w:t>
-      </w:r>
-      <w:r>
-        <w:t xml:space="preserve"> </w:t>
-      </w:r>
-      <w:r>
-        <w:t xml:space="preserve">-</w:t>
-      </w:r>
-      <w:r>
-        <w:t xml:space="preserve"> </w:t>
-      </w:r>
-      <m:oMath>
-        <m:r>
-          <m:t>h</m:t>
-        </m:r>
-      </m:oMath>
-      <w:r>
-        <w:t xml:space="preserve"> </w:t>
-      </w:r>
-      <w:r>
-        <w:t xml:space="preserve">es la altura del cilindro</w:t>
-      </w:r>
-    </w:p>
-    <w:p>
-      <w:pPr>
-        <w:numPr>
-          <w:ilvl w:val="0"/>
-          <w:numId w:val="1000"/>
-        </w:numPr>
-      </w:pPr>
-      <w:r>
-        <w:t xml:space="preserve">En el problema se nos proporciona:</w:t>
-      </w:r>
-      <w:r>
-        <w:t xml:space="preserve"> </w:t>
-      </w:r>
-      <w:r>
-        <w:t xml:space="preserve">- Diámetro externo = 6 dm</w:t>
-      </w:r>
-      <w:r>
-        <w:t xml:space="preserve"> </w:t>
-      </w:r>
-      <w:r>
-        <w:t xml:space="preserve">- Radio interno = 1.8 dm</w:t>
-      </w:r>
-    </w:p>
-    <w:p>
-      <w:pPr>
-        <w:numPr>
-          <w:ilvl w:val="0"/>
-          <w:numId w:val="1000"/>
-        </w:numPr>
-      </w:pPr>
-      <w:r>
-        <w:t xml:space="preserve">Sin embargo, no se nos proporciona la altura del cilindro, que es esencial para calcular el volumen. Por lo tanto, a Mariana le falta conocer la altura del cilindro para poder calcular la cantidad de aceite necesaria.</w:t>
-      </w:r>
-    </w:p>
-    <w:p>
-      <w:pPr>
-        <w:numPr>
-          <w:ilvl w:val="0"/>
-          <w:numId w:val="1000"/>
-        </w:numPr>
-      </w:pPr>
-      <w:r>
-        <w:t xml:space="preserve">Si tuviéramos la altura, el volumen se calcularía así:</w:t>
-      </w:r>
-      <w:r>
-        <w:t xml:space="preserve"> </w:t>
-      </w:r>
-      <m:oMath>
-        <m:r>
-          <m:t>V</m:t>
-        </m:r>
-        <m:r>
-          <m:rPr>
-            <m:sty m:val="p"/>
-          </m:rPr>
-          <m:t>=</m:t>
-        </m:r>
-        <m:r>
-          <m:t>π</m:t>
-        </m:r>
-        <m:r>
-          <m:rPr>
-            <m:sty m:val="p"/>
-          </m:rPr>
-          <m:t>⋅</m:t>
-        </m:r>
-        <m:sSup>
-          <m:e>
-            <m:d>
-              <m:dPr>
-                <m:begChr m:val="("/>
-                <m:endChr m:val=")"/>
-                <m:sepChr m:val=""/>
-                <m:grow/>
-              </m:dPr>
-              <m:e>
-                <m:r>
-                  <m:t>1.8</m:t>
-                </m:r>
-              </m:e>
-            </m:d>
-          </m:e>
-          <m:sup>
-            <m:r>
-              <m:t>2</m:t>
-            </m:r>
-          </m:sup>
-        </m:sSup>
-        <m:r>
-          <m:rPr>
-            <m:sty m:val="p"/>
-          </m:rPr>
-          <m:t>⋅</m:t>
-        </m:r>
-        <m:r>
-          <m:t>h</m:t>
-        </m:r>
-        <m:r>
-          <m:rPr>
-            <m:sty m:val="p"/>
-          </m:rPr>
-          <m:t>=</m:t>
-        </m:r>
-        <m:r>
-          <m:t>10.18</m:t>
-        </m:r>
-        <m:r>
-          <m:rPr>
-            <m:sty m:val="p"/>
-          </m:rPr>
-          <m:t>⋅</m:t>
-        </m:r>
-        <m:r>
-          <m:t>h</m:t>
-        </m:r>
-      </m:oMath>
-      <w:r>
-        <w:t xml:space="preserve"> </w:t>
-      </w:r>
-      <w:r>
-        <w:t xml:space="preserve">dm³</w:t>
-      </w:r>
-    </w:p>
-    <w:p>
-      <w:pPr>
-        <w:numPr>
-          <w:ilvl w:val="1"/>
-          <w:numId w:val="1003"/>
-        </w:numPr>
-      </w:pPr>
-      <w:r>
-        <w:t xml:space="preserve">Verdadero</w:t>
-      </w:r>
-    </w:p>
-    <w:p>
-      <w:pPr>
-        <w:numPr>
-          <w:ilvl w:val="1"/>
-          <w:numId w:val="1003"/>
-        </w:numPr>
-      </w:pPr>
-      <w:r>
-        <w:t xml:space="preserve">Falso</w:t>
-      </w:r>
-    </w:p>
-    <w:p>
-      <w:pPr>
-        <w:numPr>
-          <w:ilvl w:val="1"/>
-          <w:numId w:val="1003"/>
-        </w:numPr>
-      </w:pPr>
-      <w:r>
-        <w:t xml:space="preserve">Falso</w:t>
-      </w:r>
-    </w:p>
-    <w:p>
-      <w:pPr>
-        <w:numPr>
-          <w:ilvl w:val="1"/>
-          <w:numId w:val="1003"/>
-        </w:numPr>
-      </w:pPr>
-      <w:r>
-        <w:t xml:space="preserve">Falso</w:t>
-      </w:r>
-    </w:p>
-    <w:p>
-      <w:pPr>
-        <w:numPr>
-          <w:ilvl w:val="0"/>
-          <w:numId w:val="1001"/>
-        </w:numPr>
-      </w:pPr>
-      <w:r>
-        <w:rPr>
-          <w:b/>
-          <w:bCs/>
-        </w:rPr>
-        <w:t xml:space="preserve">Escenario</w:t>
-      </w:r>
-      <w:r>
-        <w:br/>
-      </w:r>
-      <w:r>
-        <w:t xml:space="preserve">Valeria desea saber cuánto solución se necesita para llenar el conducto interno, pero solamente cuenta con las medidas de las dimensiones que muestra la figura.</w:t>
-      </w:r>
-    </w:p>
-    <w:p>
-      <w:pPr>
-        <w:numPr>
-          <w:ilvl w:val="0"/>
-          <w:numId w:val="1000"/>
-        </w:numPr>
-      </w:pPr>
-      <w:r>
         <w:drawing>
           <wp:inline>
-            <wp:extent cx="5085080" cy="5542280"/>
+            <wp:extent cx="2879999" cy="921599"/>
             <wp:effectExtent b="0" l="0" r="0" t="0"/>
             <wp:docPr descr="image" title="" id="24" name="Picture"/>
             <a:graphic>
               <a:graphicData uri="http://schemas.openxmlformats.org/drawingml/2006/picture">
                 <pic:pic>
                   <pic:nvPicPr>
-                    <pic:cNvPr descr="media/supplements1/exercise2/cilindro_hueco.png" id="25" name="Picture"/>
+                    <pic:cNvPr descr="media/supplements1/exercise1/tabla_datos.svg" id="25" name="Picture"/>
                     <pic:cNvPicPr>
                       <a:picLocks noChangeArrowheads="1" noChangeAspect="1"/>
                     </pic:cNvPicPr>
                   </pic:nvPicPr>
                   <pic:blipFill>
-                    <a:blip r:embed="rId23"/>
+                    <a:blip r:embed="rId26">
+                      <a:extLst>
+                        <a:ext uri="{28A0092B-C50C-407E-A947-70E740481C1C}">
+                          <a14:useLocalDpi xmlns:a14="http://schemas.microsoft.com/office/drawing/2010/main" val="0"/>
+                        </a:ext>
+                        <a:ext uri="{96DAC541-7B7A-43D3-8B79-37D633B846F1}">
+                          <asvg:svgBlip xmlns:asvg="http://schemas.microsoft.com/office/drawing/2016/SVG/main" r:embed="rId23"/>
+                        </a:ext>
+                      </a:extLst>
+                    </a:blip>
                     <a:stretch>
                       <a:fillRect/>
                     </a:stretch>
@@ -609,7 +230,7 @@
                   <pic:spPr bwMode="auto">
                     <a:xfrm>
                       <a:off x="0" y="0"/>
-                      <a:ext cx="5085080" cy="5542280"/>
+                      <a:ext cx="2879999" cy="921599"/>
                     </a:xfrm>
                     <a:prstGeom prst="rect">
                       <a:avLst/>
@@ -636,14 +257,14 @@
         </w:numPr>
       </w:pPr>
       <w:r>
-        <w:t xml:space="preserve">¿Cuál medida le falta a Valeria para hallar la cantidad deseada?</w:t>
+        <w:t xml:space="preserve">¿Cuál medida le falta a José para hallar la cantidad deseada?</w:t>
       </w:r>
     </w:p>
     <w:p>
       <w:pPr>
         <w:numPr>
           <w:ilvl w:val="1"/>
-          <w:numId w:val="1004"/>
+          <w:numId w:val="1002"/>
         </w:numPr>
       </w:pPr>
       <w:r>
@@ -654,7 +275,7 @@
       <w:pPr>
         <w:numPr>
           <w:ilvl w:val="1"/>
-          <w:numId w:val="1004"/>
+          <w:numId w:val="1002"/>
         </w:numPr>
       </w:pPr>
       <w:r>
@@ -665,22 +286,22 @@
       <w:pPr>
         <w:numPr>
           <w:ilvl w:val="1"/>
-          <w:numId w:val="1004"/>
+          <w:numId w:val="1002"/>
+        </w:numPr>
+      </w:pPr>
+      <w:r>
+        <w:t xml:space="preserve">Perímetro del cilindro.</w:t>
+      </w:r>
+    </w:p>
+    <w:p>
+      <w:pPr>
+        <w:numPr>
+          <w:ilvl w:val="1"/>
+          <w:numId w:val="1002"/>
         </w:numPr>
       </w:pPr>
       <w:r>
         <w:t xml:space="preserve">Diámetro externo.</w:t>
-      </w:r>
-    </w:p>
-    <w:p>
-      <w:pPr>
-        <w:numPr>
-          <w:ilvl w:val="1"/>
-          <w:numId w:val="1004"/>
-        </w:numPr>
-      </w:pPr>
-      <w:r>
-        <w:t xml:space="preserve">Perímetro del cilindro.</w:t>
       </w:r>
     </w:p>
     <w:p>
@@ -725,7 +346,7 @@
         </w:numPr>
       </w:pPr>
       <w:r>
-        <w:t xml:space="preserve">Para calcular el volumen de solución necesario para llenar el conducto hueco, necesitamos calcular el volumen de un cilindro, cuya fórmula es:</w:t>
+        <w:t xml:space="preserve">Para calcular el volumen de agua necesario para llenar el ducto cilíndrico central, necesitamos calcular el volumen de un cilindro, cuya fórmula es:</w:t>
       </w:r>
     </w:p>
     <w:p>
@@ -805,7 +426,7 @@
         <w:t xml:space="preserve"> </w:t>
       </w:r>
       <w:r>
-        <w:t xml:space="preserve">es el radio (en este caso, el radio interno = 0.2 m)</w:t>
+        <w:t xml:space="preserve">es el radio (en este caso, el radio interno = 33 cm)</w:t>
       </w:r>
       <w:r>
         <w:t xml:space="preserve"> </w:t>
@@ -842,13 +463,13 @@
         <w:t xml:space="preserve"> </w:t>
       </w:r>
       <w:r>
-        <w:t xml:space="preserve">- Diámetro externo = 1 m</w:t>
-      </w:r>
-      <w:r>
-        <w:t xml:space="preserve"> </w:t>
-      </w:r>
-      <w:r>
-        <w:t xml:space="preserve">- Radio interno = 0.2 m</w:t>
+        <w:t xml:space="preserve">- Diámetro externo = 106 cm</w:t>
+      </w:r>
+      <w:r>
+        <w:t xml:space="preserve"> </w:t>
+      </w:r>
+      <w:r>
+        <w:t xml:space="preserve">- Radio interno = 33 cm</w:t>
       </w:r>
     </w:p>
     <w:p>
@@ -859,7 +480,7 @@
         </w:numPr>
       </w:pPr>
       <w:r>
-        <w:t xml:space="preserve">Sin embargo, no se nos proporciona la altura del cilindro, que es esencial para calcular el volumen. Por lo tanto, a Valeria le falta conocer la altura del cilindro para poder calcular la cantidad de solución necesaria.</w:t>
+        <w:t xml:space="preserve">Sin embargo, no se nos proporciona la altura del cilindro, que es esencial para calcular el volumen. Por lo tanto, a José le falta conocer la altura del cilindro para poder calcular la cantidad de agua necesaria.</w:t>
       </w:r>
     </w:p>
     <w:p>
@@ -905,7 +526,7 @@
               </m:dPr>
               <m:e>
                 <m:r>
-                  <m:t>0.2</m:t>
+                  <m:t>33</m:t>
                 </m:r>
               </m:e>
             </m:d>
@@ -932,7 +553,7 @@
           <m:t>=</m:t>
         </m:r>
         <m:r>
-          <m:t>0.13</m:t>
+          <m:t>3421.19</m:t>
         </m:r>
         <m:r>
           <m:rPr>
@@ -948,7 +569,504 @@
         <w:t xml:space="preserve"> </w:t>
       </w:r>
       <w:r>
-        <w:t xml:space="preserve">m³</w:t>
+        <w:t xml:space="preserve">cm³</w:t>
+      </w:r>
+    </w:p>
+    <w:p>
+      <w:pPr>
+        <w:numPr>
+          <w:ilvl w:val="1"/>
+          <w:numId w:val="1003"/>
+        </w:numPr>
+      </w:pPr>
+      <w:r>
+        <w:t xml:space="preserve">Falso</w:t>
+      </w:r>
+    </w:p>
+    <w:p>
+      <w:pPr>
+        <w:numPr>
+          <w:ilvl w:val="1"/>
+          <w:numId w:val="1003"/>
+        </w:numPr>
+      </w:pPr>
+      <w:r>
+        <w:t xml:space="preserve">Verdadero</w:t>
+      </w:r>
+    </w:p>
+    <w:p>
+      <w:pPr>
+        <w:numPr>
+          <w:ilvl w:val="1"/>
+          <w:numId w:val="1003"/>
+        </w:numPr>
+      </w:pPr>
+      <w:r>
+        <w:t xml:space="preserve">Falso</w:t>
+      </w:r>
+    </w:p>
+    <w:p>
+      <w:pPr>
+        <w:numPr>
+          <w:ilvl w:val="1"/>
+          <w:numId w:val="1003"/>
+        </w:numPr>
+      </w:pPr>
+      <w:r>
+        <w:t xml:space="preserve">Falso</w:t>
+      </w:r>
+    </w:p>
+    <w:p>
+      <w:pPr>
+        <w:numPr>
+          <w:ilvl w:val="0"/>
+          <w:numId w:val="1001"/>
+        </w:numPr>
+      </w:pPr>
+      <w:r>
+        <w:rPr>
+          <w:b/>
+          <w:bCs/>
+        </w:rPr>
+        <w:t xml:space="preserve">Escenario</w:t>
+      </w:r>
+      <w:r>
+        <w:br/>
+      </w:r>
+      <w:r>
+        <w:t xml:space="preserve">Isabella desea saber cuánto(a) fluido se necesita para llenar un tubo interno, pero solamente cuenta con las medidas de las dimensiones que muestra la figura.</w:t>
+      </w:r>
+    </w:p>
+    <w:p>
+      <w:pPr>
+        <w:numPr>
+          <w:ilvl w:val="0"/>
+          <w:numId w:val="1000"/>
+        </w:numPr>
+      </w:pPr>
+      <w:r>
+        <w:drawing>
+          <wp:inline>
+            <wp:extent cx="5334000" cy="5745350"/>
+            <wp:effectExtent b="0" l="0" r="0" t="0"/>
+            <wp:docPr descr="image" title="" id="28" name="Picture"/>
+            <a:graphic>
+              <a:graphicData uri="http://schemas.openxmlformats.org/drawingml/2006/picture">
+                <pic:pic>
+                  <pic:nvPicPr>
+                    <pic:cNvPr descr="media/supplements1/exercise2/cilindro_hueco.png" id="29" name="Picture"/>
+                    <pic:cNvPicPr>
+                      <a:picLocks noChangeArrowheads="1" noChangeAspect="1"/>
+                    </pic:cNvPicPr>
+                  </pic:nvPicPr>
+                  <pic:blipFill>
+                    <a:blip r:embed="rId27"/>
+                    <a:stretch>
+                      <a:fillRect/>
+                    </a:stretch>
+                  </pic:blipFill>
+                  <pic:spPr bwMode="auto">
+                    <a:xfrm>
+                      <a:off x="0" y="0"/>
+                      <a:ext cx="5334000" cy="5745350"/>
+                    </a:xfrm>
+                    <a:prstGeom prst="rect">
+                      <a:avLst/>
+                    </a:prstGeom>
+                    <a:noFill/>
+                    <a:ln w="9525">
+                      <a:noFill/>
+                      <a:headEnd/>
+                      <a:tailEnd/>
+                    </a:ln>
+                  </pic:spPr>
+                </pic:pic>
+              </a:graphicData>
+            </a:graphic>
+          </wp:inline>
+        </w:drawing>
+      </w:r>
+    </w:p>
+    <w:p>
+      <w:pPr>
+        <w:numPr>
+          <w:ilvl w:val="0"/>
+          <w:numId w:val="1000"/>
+        </w:numPr>
+      </w:pPr>
+      <w:r>
+        <w:drawing>
+          <wp:inline>
+            <wp:extent cx="2879999" cy="921599"/>
+            <wp:effectExtent b="0" l="0" r="0" t="0"/>
+            <wp:docPr descr="image" title="" id="31" name="Picture"/>
+            <a:graphic>
+              <a:graphicData uri="http://schemas.openxmlformats.org/drawingml/2006/picture">
+                <pic:pic>
+                  <pic:nvPicPr>
+                    <pic:cNvPr descr="media/supplements1/exercise2/tabla_datos.svg" id="32" name="Picture"/>
+                    <pic:cNvPicPr>
+                      <a:picLocks noChangeArrowheads="1" noChangeAspect="1"/>
+                    </pic:cNvPicPr>
+                  </pic:nvPicPr>
+                  <pic:blipFill>
+                    <a:blip r:embed="rId33">
+                      <a:extLst>
+                        <a:ext uri="{28A0092B-C50C-407E-A947-70E740481C1C}">
+                          <a14:useLocalDpi xmlns:a14="http://schemas.microsoft.com/office/drawing/2010/main" val="0"/>
+                        </a:ext>
+                        <a:ext uri="{96DAC541-7B7A-43D3-8B79-37D633B846F1}">
+                          <asvg:svgBlip xmlns:asvg="http://schemas.microsoft.com/office/drawing/2016/SVG/main" r:embed="rId30"/>
+                        </a:ext>
+                      </a:extLst>
+                    </a:blip>
+                    <a:stretch>
+                      <a:fillRect/>
+                    </a:stretch>
+                  </pic:blipFill>
+                  <pic:spPr bwMode="auto">
+                    <a:xfrm>
+                      <a:off x="0" y="0"/>
+                      <a:ext cx="2879999" cy="921599"/>
+                    </a:xfrm>
+                    <a:prstGeom prst="rect">
+                      <a:avLst/>
+                    </a:prstGeom>
+                    <a:noFill/>
+                    <a:ln w="9525">
+                      <a:noFill/>
+                      <a:headEnd/>
+                      <a:tailEnd/>
+                    </a:ln>
+                  </pic:spPr>
+                </pic:pic>
+              </a:graphicData>
+            </a:graphic>
+          </wp:inline>
+        </w:drawing>
+      </w:r>
+    </w:p>
+    <w:p>
+      <w:pPr>
+        <w:numPr>
+          <w:ilvl w:val="0"/>
+          <w:numId w:val="1000"/>
+        </w:numPr>
+      </w:pPr>
+      <w:r>
+        <w:t xml:space="preserve">¿Cuál medida le falta a Isabella para hallar la cantidad deseada?</w:t>
+      </w:r>
+    </w:p>
+    <w:p>
+      <w:pPr>
+        <w:numPr>
+          <w:ilvl w:val="1"/>
+          <w:numId w:val="1004"/>
+        </w:numPr>
+      </w:pPr>
+      <w:r>
+        <w:t xml:space="preserve">Radio externo.</w:t>
+      </w:r>
+    </w:p>
+    <w:p>
+      <w:pPr>
+        <w:numPr>
+          <w:ilvl w:val="1"/>
+          <w:numId w:val="1004"/>
+        </w:numPr>
+      </w:pPr>
+      <w:r>
+        <w:t xml:space="preserve">Perímetro del cilindro.</w:t>
+      </w:r>
+    </w:p>
+    <w:p>
+      <w:pPr>
+        <w:numPr>
+          <w:ilvl w:val="1"/>
+          <w:numId w:val="1004"/>
+        </w:numPr>
+      </w:pPr>
+      <w:r>
+        <w:t xml:space="preserve">Altura del cilindro.</w:t>
+      </w:r>
+    </w:p>
+    <w:p>
+      <w:pPr>
+        <w:numPr>
+          <w:ilvl w:val="1"/>
+          <w:numId w:val="1004"/>
+        </w:numPr>
+      </w:pPr>
+      <w:r>
+        <w:t xml:space="preserve">Diámetro externo.</w:t>
+      </w:r>
+    </w:p>
+    <w:p>
+      <w:pPr>
+        <w:numPr>
+          <w:ilvl w:val="0"/>
+          <w:numId w:val="1000"/>
+        </w:numPr>
+      </w:pPr>
+      <w:r>
+        <w:rPr>
+          <w:b/>
+          <w:bCs/>
+        </w:rPr>
+        <w:t xml:space="preserve">Solución</w:t>
+      </w:r>
+      <w:r>
+        <w:br/>
+      </w:r>
+      <w:r>
+        <w:t xml:space="preserve">La respuesta correcta es:</w:t>
+      </w:r>
+      <w:r>
+        <w:t xml:space="preserve"> </w:t>
+      </w:r>
+      <w:r>
+        <w:rPr>
+          <w:b/>
+          <w:bCs/>
+        </w:rPr>
+        <w:t xml:space="preserve">Altura del cilindro</w:t>
+      </w:r>
+      <w:r>
+        <w:t xml:space="preserve">.</w:t>
+      </w:r>
+    </w:p>
+    <w:p>
+      <w:pPr>
+        <w:numPr>
+          <w:ilvl w:val="0"/>
+          <w:numId w:val="1000"/>
+        </w:numPr>
+      </w:pPr>
+      <w:r>
+        <w:t xml:space="preserve">Para calcular el volumen de fluido necesario para llenar el tubo hueco, necesitamos calcular el volumen de un cilindro, cuya fórmula es:</w:t>
+      </w:r>
+    </w:p>
+    <w:p>
+      <w:pPr>
+        <w:numPr>
+          <w:ilvl w:val="0"/>
+          <w:numId w:val="1000"/>
+        </w:numPr>
+      </w:pPr>
+      <m:oMath>
+        <m:r>
+          <m:t>V</m:t>
+        </m:r>
+        <m:r>
+          <m:rPr>
+            <m:sty m:val="p"/>
+          </m:rPr>
+          <m:t>=</m:t>
+        </m:r>
+        <m:r>
+          <m:t>π</m:t>
+        </m:r>
+        <m:r>
+          <m:rPr>
+            <m:sty m:val="p"/>
+          </m:rPr>
+          <m:t>⋅</m:t>
+        </m:r>
+        <m:sSup>
+          <m:e>
+            <m:r>
+              <m:t>r</m:t>
+            </m:r>
+          </m:e>
+          <m:sup>
+            <m:r>
+              <m:t>2</m:t>
+            </m:r>
+          </m:sup>
+        </m:sSup>
+        <m:r>
+          <m:rPr>
+            <m:sty m:val="p"/>
+          </m:rPr>
+          <m:t>⋅</m:t>
+        </m:r>
+        <m:r>
+          <m:t>h</m:t>
+        </m:r>
+      </m:oMath>
+    </w:p>
+    <w:p>
+      <w:pPr>
+        <w:numPr>
+          <w:ilvl w:val="0"/>
+          <w:numId w:val="1000"/>
+        </w:numPr>
+      </w:pPr>
+      <w:r>
+        <w:t xml:space="preserve">Donde:</w:t>
+      </w:r>
+      <w:r>
+        <w:t xml:space="preserve"> </w:t>
+      </w:r>
+      <w:r>
+        <w:t xml:space="preserve">-</w:t>
+      </w:r>
+      <w:r>
+        <w:t xml:space="preserve"> </w:t>
+      </w:r>
+      <m:oMath>
+        <m:r>
+          <m:t>r</m:t>
+        </m:r>
+      </m:oMath>
+      <w:r>
+        <w:t xml:space="preserve"> </w:t>
+      </w:r>
+      <w:r>
+        <w:t xml:space="preserve">es el radio (en este caso, el radio interno = 23 cm)</w:t>
+      </w:r>
+      <w:r>
+        <w:t xml:space="preserve"> </w:t>
+      </w:r>
+      <w:r>
+        <w:t xml:space="preserve">-</w:t>
+      </w:r>
+      <w:r>
+        <w:t xml:space="preserve"> </w:t>
+      </w:r>
+      <m:oMath>
+        <m:r>
+          <m:t>h</m:t>
+        </m:r>
+      </m:oMath>
+      <w:r>
+        <w:t xml:space="preserve"> </w:t>
+      </w:r>
+      <w:r>
+        <w:t xml:space="preserve">es la altura del cilindro</w:t>
+      </w:r>
+    </w:p>
+    <w:p>
+      <w:pPr>
+        <w:numPr>
+          <w:ilvl w:val="0"/>
+          <w:numId w:val="1000"/>
+        </w:numPr>
+      </w:pPr>
+      <w:r>
+        <w:t xml:space="preserve">En el problema se nos proporciona:</w:t>
+      </w:r>
+      <w:r>
+        <w:t xml:space="preserve"> </w:t>
+      </w:r>
+      <w:r>
+        <w:t xml:space="preserve">- Diámetro externo = 96 cm</w:t>
+      </w:r>
+      <w:r>
+        <w:t xml:space="preserve"> </w:t>
+      </w:r>
+      <w:r>
+        <w:t xml:space="preserve">- Radio interno = 23 cm</w:t>
+      </w:r>
+    </w:p>
+    <w:p>
+      <w:pPr>
+        <w:numPr>
+          <w:ilvl w:val="0"/>
+          <w:numId w:val="1000"/>
+        </w:numPr>
+      </w:pPr>
+      <w:r>
+        <w:t xml:space="preserve">Sin embargo, no se nos proporciona la altura del cilindro, que es esencial para calcular el volumen. Por lo tanto, a Isabella le falta conocer la altura del cilindro para poder calcular la cantidad de fluido necesaria.</w:t>
+      </w:r>
+    </w:p>
+    <w:p>
+      <w:pPr>
+        <w:numPr>
+          <w:ilvl w:val="0"/>
+          <w:numId w:val="1000"/>
+        </w:numPr>
+      </w:pPr>
+      <w:r>
+        <w:t xml:space="preserve">Si tuviéramos la altura, el volumen se calcularía así:</w:t>
+      </w:r>
+      <w:r>
+        <w:t xml:space="preserve"> </w:t>
+      </w:r>
+      <m:oMath>
+        <m:r>
+          <m:t>V</m:t>
+        </m:r>
+        <m:r>
+          <m:rPr>
+            <m:sty m:val="p"/>
+          </m:rPr>
+          <m:t>=</m:t>
+        </m:r>
+        <m:r>
+          <m:t>π</m:t>
+        </m:r>
+        <m:r>
+          <m:rPr>
+            <m:sty m:val="p"/>
+          </m:rPr>
+          <m:t>⋅</m:t>
+        </m:r>
+        <m:sSup>
+          <m:e>
+            <m:d>
+              <m:dPr>
+                <m:begChr m:val="("/>
+                <m:endChr m:val=")"/>
+                <m:sepChr m:val=""/>
+                <m:grow/>
+              </m:dPr>
+              <m:e>
+                <m:r>
+                  <m:t>23</m:t>
+                </m:r>
+              </m:e>
+            </m:d>
+          </m:e>
+          <m:sup>
+            <m:r>
+              <m:t>2</m:t>
+            </m:r>
+          </m:sup>
+        </m:sSup>
+        <m:r>
+          <m:rPr>
+            <m:sty m:val="p"/>
+          </m:rPr>
+          <m:t>⋅</m:t>
+        </m:r>
+        <m:r>
+          <m:t>h</m:t>
+        </m:r>
+        <m:r>
+          <m:rPr>
+            <m:sty m:val="p"/>
+          </m:rPr>
+          <m:t>=</m:t>
+        </m:r>
+        <m:r>
+          <m:t>1661.9</m:t>
+        </m:r>
+        <m:r>
+          <m:rPr>
+            <m:sty m:val="p"/>
+          </m:rPr>
+          <m:t>⋅</m:t>
+        </m:r>
+        <m:r>
+          <m:t>h</m:t>
+        </m:r>
+      </m:oMath>
+      <w:r>
+        <w:t xml:space="preserve"> </w:t>
+      </w:r>
+      <w:r>
+        <w:t xml:space="preserve">cm³</w:t>
       </w:r>
     </w:p>
     <w:p>
@@ -970,7 +1088,7 @@
         </w:numPr>
       </w:pPr>
       <w:r>
-        <w:t xml:space="preserve">Verdadero</w:t>
+        <w:t xml:space="preserve">Falso</w:t>
       </w:r>
     </w:p>
     <w:p>
@@ -981,7 +1099,7 @@
         </w:numPr>
       </w:pPr>
       <w:r>
-        <w:t xml:space="preserve">Falso</w:t>
+        <w:t xml:space="preserve">Verdadero</w:t>
       </w:r>
     </w:p>
     <w:p>
@@ -995,7 +1113,7 @@
         <w:t xml:space="preserve">Falso</w:t>
       </w:r>
     </w:p>
-    <w:bookmarkEnd w:id="26"/>
+    <w:bookmarkEnd w:id="34"/>
     <w:sectPr/>
   </w:body>
 </w:document>
